--- a/docs/마이페이지_상세로직_유저시나리오_v3.docx
+++ b/docs/마이페이지_상세로직_유저시나리오_v3.docx
@@ -2226,6 +2226,40 @@
       </w:pPr>
       <w:r>
         <w:t xml:space="preserve">이로써 하단 네비게이션 4개 페이지(① 식재료(잔여) · ② 레시피 · ③ 발주 현황 · ④ 마이페이지) 설계가 완성된다. 다음 단계: 통합 ERD·MVP 범위 정의.</w:t>
+      </w:r>
+    </w:p>
+    <w:p>
+      <w:r>
+        <w:br w:type="page"/>
+      </w:r>
+    </w:p>
+    <w:p>
+      <w:r>
+        <w:rPr>
+          <w:b/>
+          <w:color w:val="191F28"/>
+          <w:sz w:val="28"/>
+        </w:rPr>
+        <w:t>■ 구현 반영 변경점 (v3 → 구현, 2026-06)</w:t>
+      </w:r>
+    </w:p>
+    <w:p>
+      <w:r>
+        <w:rPr>
+          <w:color w:val="6B7684"/>
+          <w:sz w:val="18"/>
+        </w:rPr>
+        <w:t>본 절은 원본 v3 설계 이후 실제 구현에서 (주로 사용자 결정으로) 달라진 부분을 요약한다. 전체 정리는 docs/구현-변경점.md 참조. (2026-06-09)</w:t>
+      </w:r>
+    </w:p>
+    <w:p>
+      <w:r>
+        <w:t>• 고정 지출(MY-02): 자세히 보기(읽기) + 수정(편집) 2화면. 레시피 상세/추가의 고정 지출 카드 자세히 보기로 진입(/recipes/fixed-cost).</w:t>
+      </w:r>
+    </w:p>
+    <w:p>
+      <w:r>
+        <w:t>• 수정 화면: 항목 행/카드 동적 추가·삭제, 금액 입력칸 "원" 접미사 제거, 카드 제목-항목 사이 구분선.</w:t>
       </w:r>
     </w:p>
     <w:sectPr>
